--- a/review questions/Review Questions.docx
+++ b/review questions/Review Questions.docx
@@ -33,7 +33,7 @@
           <w:szCs w:val="24"/>
           <w:rtl w:val="0"/>
         </w:rPr>
-        <w:t xml:space="preserve">Oct 7, 2026 · </w:t>
+        <w:t xml:space="preserve">Oct 21, 2026 · </w:t>
         <w:tab/>
         <w:tab/>
         <w:tab/>
@@ -92,6 +92,7 @@
     </w:p>
     <w:p>
       <w:pPr>
+        <w:ind w:left="720"/>
         <w:rPr/>
       </w:pPr>
       <w:r>
@@ -128,6 +129,7 @@
     </w:p>
     <w:p>
       <w:pPr>
+        <w:ind w:left="720"/>
         <w:rPr/>
       </w:pPr>
       <w:r>
@@ -164,6 +166,7 @@
     </w:p>
     <w:p>
       <w:pPr>
+        <w:ind w:left="720"/>
         <w:rPr/>
       </w:pPr>
       <w:r>
@@ -200,6 +203,7 @@
     </w:p>
     <w:p>
       <w:pPr>
+        <w:ind w:left="720"/>
         <w:rPr/>
       </w:pPr>
       <w:r>
@@ -236,6 +240,7 @@
     </w:p>
     <w:p>
       <w:pPr>
+        <w:ind w:left="720"/>
         <w:rPr/>
       </w:pPr>
       <w:r>
@@ -293,6 +298,7 @@
     </w:p>
     <w:p>
       <w:pPr>
+        <w:ind w:left="720"/>
         <w:rPr/>
       </w:pPr>
       <w:r>
@@ -329,6 +335,7 @@
     </w:p>
     <w:p>
       <w:pPr>
+        <w:ind w:left="720"/>
         <w:rPr/>
       </w:pPr>
       <w:r>
@@ -386,6 +393,7 @@
     </w:p>
     <w:p>
       <w:pPr>
+        <w:ind w:left="720"/>
         <w:rPr/>
       </w:pPr>
       <w:r>
@@ -422,6 +430,7 @@
     </w:p>
     <w:p>
       <w:pPr>
+        <w:ind w:left="720"/>
         <w:rPr/>
       </w:pPr>
       <w:r>
@@ -458,6 +467,7 @@
     </w:p>
     <w:p>
       <w:pPr>
+        <w:ind w:left="720"/>
         <w:rPr/>
       </w:pPr>
       <w:r>
@@ -515,6 +525,7 @@
     </w:p>
     <w:p>
       <w:pPr>
+        <w:ind w:left="720"/>
         <w:rPr/>
       </w:pPr>
       <w:r>
@@ -551,6 +562,7 @@
     </w:p>
     <w:p>
       <w:pPr>
+        <w:ind w:left="720"/>
         <w:rPr/>
       </w:pPr>
       <w:r>
@@ -605,6 +617,7 @@
     </w:p>
     <w:p>
       <w:pPr>
+        <w:ind w:left="720"/>
         <w:rPr/>
       </w:pPr>
       <w:r>
@@ -623,6 +636,7 @@
     </w:p>
     <w:p>
       <w:pPr>
+        <w:ind w:left="720"/>
         <w:rPr/>
       </w:pPr>
       <w:r>
@@ -659,6 +673,7 @@
     </w:p>
     <w:p>
       <w:pPr>
+        <w:ind w:left="720"/>
         <w:rPr/>
       </w:pPr>
       <w:r>
@@ -673,6 +688,1253 @@
         <w:rPr>
           <w:rtl w:val="0"/>
         </w:rPr>
+      </w:r>
+    </w:p>
+    <w:p>
+      <w:pPr>
+        <w:pStyle w:val="Heading2"/>
+        <w:rPr/>
+      </w:pPr>
+      <w:r>
+        <w:rPr>
+          <w:sz w:val="28"/>
+          <w:szCs w:val="28"/>
+          <w:rtl w:val="0"/>
+        </w:rPr>
+        <w:t xml:space="preserve">Sensors &amp; LiDAR</w:t>
+      </w:r>
+    </w:p>
+    <w:p>
+      <w:pPr>
+        <w:rPr/>
+      </w:pPr>
+      <w:r>
+        <w:rPr>
+          <w:sz w:val="24"/>
+          <w:szCs w:val="24"/>
+          <w:rtl w:val="0"/>
+        </w:rPr>
+        <w:t xml:space="preserve">15. How many degrees of freedom does an IMU provide?</w:t>
+      </w:r>
+    </w:p>
+    <w:p>
+      <w:pPr>
+        <w:ind w:left="720"/>
+        <w:rPr/>
+      </w:pPr>
+      <w:r>
+        <w:rPr>
+          <w:sz w:val="24"/>
+          <w:szCs w:val="24"/>
+          <w:rtl w:val="0"/>
+        </w:rPr>
+        <w:t xml:space="preserve">It depends on which sensors it has. A 6 DOF IMU has a 3-axis accelerometer and a 3-axis gyroscope. A 9 DOF IMU adds a 3-axis magnetometer.</w:t>
+      </w:r>
+    </w:p>
+    <w:p>
+      <w:pPr>
+        <w:rPr/>
+      </w:pPr>
+      <w:r>
+        <w:rPr>
+          <w:sz w:val="24"/>
+          <w:szCs w:val="24"/>
+          <w:rtl w:val="0"/>
+        </w:rPr>
+        <w:t xml:space="preserve">16. What is a wheel encoder, and where is it used?</w:t>
+      </w:r>
+    </w:p>
+    <w:p>
+      <w:pPr>
+        <w:ind w:left="720"/>
+        <w:rPr/>
+      </w:pPr>
+      <w:r>
+        <w:rPr>
+          <w:sz w:val="24"/>
+          <w:szCs w:val="24"/>
+          <w:rtl w:val="0"/>
+        </w:rPr>
+        <w:t xml:space="preserve">A sensor on a wheel or motor shaft that counts how much it has turned. From those counts you get how far and how fast each wheel moved. It is used for odometry (estimating a rover's position from wheel motion) and for controlling motor speed.</w:t>
+      </w:r>
+    </w:p>
+    <w:p>
+      <w:pPr>
+        <w:rPr/>
+      </w:pPr>
+      <w:r>
+        <w:rPr>
+          <w:sz w:val="24"/>
+          <w:szCs w:val="24"/>
+          <w:rtl w:val="0"/>
+        </w:rPr>
+        <w:t xml:space="preserve">17. What is a stereo camera, and how is depth perceived from it?</w:t>
+      </w:r>
+    </w:p>
+    <w:p>
+      <w:pPr>
+        <w:ind w:left="720"/>
+        <w:rPr/>
+      </w:pPr>
+      <w:r>
+        <w:rPr>
+          <w:sz w:val="24"/>
+          <w:szCs w:val="24"/>
+          <w:rtl w:val="0"/>
+        </w:rPr>
+        <w:t xml:space="preserve">Two cameras mounted a fixed distance apart, like a pair of eyes. The same point appears in slightly different places in the two images. This shift, called disparity, is large for close objects and small for far ones, so depth can be calculated from it.</w:t>
+      </w:r>
+    </w:p>
+    <w:p>
+      <w:pPr>
+        <w:rPr/>
+      </w:pPr>
+      <w:r>
+        <w:rPr>
+          <w:sz w:val="24"/>
+          <w:szCs w:val="24"/>
+          <w:rtl w:val="0"/>
+        </w:rPr>
+        <w:t xml:space="preserve">18. What is LiDAR?</w:t>
+      </w:r>
+    </w:p>
+    <w:p>
+      <w:pPr>
+        <w:ind w:left="720"/>
+        <w:rPr/>
+      </w:pPr>
+      <w:r>
+        <w:rPr>
+          <w:sz w:val="24"/>
+          <w:szCs w:val="24"/>
+          <w:rtl w:val="0"/>
+        </w:rPr>
+        <w:t xml:space="preserve">Light Detection and Ranging. It sends out laser pulses and times how long they take to bounce back, which gives accurate distances to nearby surfaces. The result is a point cloud, a set of points that maps the surroundings.</w:t>
+      </w:r>
+    </w:p>
+    <w:p>
+      <w:pPr>
+        <w:rPr/>
+      </w:pPr>
+      <w:r>
+        <w:rPr>
+          <w:sz w:val="24"/>
+          <w:szCs w:val="24"/>
+          <w:rtl w:val="0"/>
+        </w:rPr>
+        <w:t xml:space="preserve">19. Difference between 2D LiDAR and 3D LiDAR?</w:t>
+      </w:r>
+    </w:p>
+    <w:p>
+      <w:pPr>
+        <w:ind w:left="720"/>
+        <w:rPr/>
+      </w:pPr>
+      <w:r>
+        <w:rPr>
+          <w:sz w:val="24"/>
+          <w:szCs w:val="24"/>
+          <w:rtl w:val="0"/>
+        </w:rPr>
+        <w:t xml:space="preserve">A 2D LiDAR scans a single flat plane, giving one slice of the surroundings. It is cheaper and suits flat ground and indoor mapping. A 3D LiDAR scans many planes and gives a full 3D point cloud. It handles uneven terrain better but costs more and produces much more data.</w:t>
+      </w:r>
+    </w:p>
+    <w:p>
+      <w:pPr>
+        <w:rPr/>
+      </w:pPr>
+      <w:r>
+        <w:rPr>
+          <w:sz w:val="24"/>
+          <w:szCs w:val="24"/>
+          <w:rtl w:val="0"/>
+        </w:rPr>
+        <w:t xml:space="preserve">20. Why would a rover use both LiDAR and a stereo camera?</w:t>
+      </w:r>
+    </w:p>
+    <w:p>
+      <w:pPr>
+        <w:ind w:left="720"/>
+        <w:rPr/>
+      </w:pPr>
+      <w:r>
+        <w:rPr>
+          <w:sz w:val="24"/>
+          <w:szCs w:val="24"/>
+          <w:rtl w:val="0"/>
+        </w:rPr>
+        <w:t xml:space="preserve">They cover each other's weaknesses. LiDAR gives precise distances and works in the dark, but sees no colour or texture. A stereo camera sees colour and detail, which helps recognise objects, but its depth is less accurate and it depends on lighting. Combining them gives reliable depth and an understanding of what the objects are.</w:t>
+      </w:r>
+    </w:p>
+    <w:p>
+      <w:pPr>
+        <w:pStyle w:val="Heading2"/>
+        <w:rPr/>
+      </w:pPr>
+      <w:r>
+        <w:rPr>
+          <w:sz w:val="28"/>
+          <w:szCs w:val="28"/>
+          <w:rtl w:val="0"/>
+        </w:rPr>
+        <w:t xml:space="preserve">Linux &amp; Python</w:t>
+      </w:r>
+    </w:p>
+    <w:p>
+      <w:pPr>
+        <w:rPr/>
+      </w:pPr>
+      <w:r>
+        <w:rPr>
+          <w:sz w:val="24"/>
+          <w:szCs w:val="24"/>
+          <w:rtl w:val="0"/>
+        </w:rPr>
+        <w:t xml:space="preserve">21. What are point releases (Ubuntu sub-versions)?</w:t>
+      </w:r>
+    </w:p>
+    <w:p>
+      <w:pPr>
+        <w:ind w:left="720"/>
+        <w:rPr/>
+      </w:pPr>
+      <w:r>
+        <w:rPr>
+          <w:sz w:val="24"/>
+          <w:szCs w:val="24"/>
+          <w:rtl w:val="0"/>
+        </w:rPr>
+        <w:t xml:space="preserve">Updated versions of an existing Ubuntu release. They bundle the bug fixes and security patches released since launch, plus support for newer hardware. They do not change the main version; they just give a more up-to-date installer.</w:t>
+      </w:r>
+    </w:p>
+    <w:p>
+      <w:pPr>
+        <w:rPr/>
+      </w:pPr>
+      <w:r>
+        <w:rPr>
+          <w:sz w:val="24"/>
+          <w:szCs w:val="24"/>
+          <w:rtl w:val="0"/>
+        </w:rPr>
+        <w:t xml:space="preserve">22. Difference between Ubuntu 24.04 and 24.04.5?</w:t>
+      </w:r>
+    </w:p>
+    <w:p>
+      <w:pPr>
+        <w:ind w:left="720"/>
+        <w:rPr/>
+      </w:pPr>
+      <w:r>
+        <w:rPr>
+          <w:sz w:val="24"/>
+          <w:szCs w:val="24"/>
+          <w:rtl w:val="0"/>
+        </w:rPr>
+        <w:t xml:space="preserve">Both are the same release (24.04 LTS, Noble Numbat). 24.04 is the original launch and 24.04.5 is its fifth point release, with all updates since then included. A fully updated 24.04 system ends up essentially the same as 24.04.5.</w:t>
+      </w:r>
+    </w:p>
+    <w:p>
+      <w:pPr>
+        <w:rPr/>
+      </w:pPr>
+      <w:r>
+        <w:rPr>
+          <w:sz w:val="24"/>
+          <w:szCs w:val="24"/>
+          <w:rtl w:val="0"/>
+        </w:rPr>
+        <w:t xml:space="preserve">23. Write Python code that reverses a word using string slicing.</w:t>
+      </w:r>
+    </w:p>
+    <w:p>
+      <w:pPr>
+        <w:ind w:left="720"/>
+        <w:rPr/>
+      </w:pPr>
+      <w:r>
+        <w:rPr>
+          <w:rFonts w:ascii="Consolas" w:cs="Consolas" w:eastAsia="Consolas" w:hAnsi="Consolas"/>
+          <w:sz w:val="20"/>
+          <w:szCs w:val="20"/>
+          <w:shd w:fill="f5f5f5" w:val="clear"/>
+          <w:rtl w:val="0"/>
+        </w:rPr>
+        <w:t xml:space="preserve">word = "rover"</w:t>
+      </w:r>
+    </w:p>
+    <w:p>
+      <w:pPr>
+        <w:ind w:left="720"/>
+        <w:rPr/>
+      </w:pPr>
+      <w:r>
+        <w:rPr>
+          <w:rFonts w:ascii="Consolas" w:cs="Consolas" w:eastAsia="Consolas" w:hAnsi="Consolas"/>
+          <w:sz w:val="20"/>
+          <w:szCs w:val="20"/>
+          <w:shd w:fill="f5f5f5" w:val="clear"/>
+          <w:rtl w:val="0"/>
+        </w:rPr>
+        <w:t xml:space="preserve">print(word[::-1])    # revor</w:t>
+      </w:r>
+    </w:p>
+    <w:p>
+      <w:pPr>
+        <w:ind w:left="720"/>
+        <w:rPr/>
+      </w:pPr>
+      <w:r>
+        <w:rPr>
+          <w:sz w:val="24"/>
+          <w:szCs w:val="24"/>
+          <w:rtl w:val="0"/>
+        </w:rPr>
+        <w:t xml:space="preserve">The slice </w:t>
+      </w:r>
+      <w:r>
+        <w:rPr>
+          <w:rFonts w:ascii="Consolas" w:cs="Consolas" w:eastAsia="Consolas" w:hAnsi="Consolas"/>
+          <w:sz w:val="20"/>
+          <w:szCs w:val="20"/>
+          <w:shd w:fill="f5f5f5" w:val="clear"/>
+          <w:rtl w:val="0"/>
+        </w:rPr>
+        <w:t xml:space="preserve">[::-1]</w:t>
+      </w:r>
+      <w:r>
+        <w:rPr>
+          <w:sz w:val="24"/>
+          <w:szCs w:val="24"/>
+          <w:rtl w:val="0"/>
+        </w:rPr>
+        <w:t xml:space="preserve"> uses a step of -1, so it walks through the string from the end to the start.</w:t>
+      </w:r>
+    </w:p>
+    <w:p>
+      <w:pPr>
+        <w:rPr/>
+      </w:pPr>
+      <w:r>
+        <w:rPr>
+          <w:sz w:val="24"/>
+          <w:szCs w:val="24"/>
+          <w:rtl w:val="0"/>
+        </w:rPr>
+        <w:t xml:space="preserve">24. What does .strip() do?</w:t>
+      </w:r>
+    </w:p>
+    <w:p>
+      <w:pPr>
+        <w:ind w:left="720"/>
+        <w:rPr/>
+      </w:pPr>
+      <w:r>
+        <w:rPr>
+          <w:sz w:val="24"/>
+          <w:szCs w:val="24"/>
+          <w:rtl w:val="0"/>
+        </w:rPr>
+        <w:t xml:space="preserve">It returns a copy of a string with spaces, tabs and newlines removed from both ends. You can also pass the characters to remove, e.g. </w:t>
+      </w:r>
+      <w:r>
+        <w:rPr>
+          <w:rFonts w:ascii="Consolas" w:cs="Consolas" w:eastAsia="Consolas" w:hAnsi="Consolas"/>
+          <w:sz w:val="20"/>
+          <w:szCs w:val="20"/>
+          <w:shd w:fill="f5f5f5" w:val="clear"/>
+          <w:rtl w:val="0"/>
+        </w:rPr>
+        <w:t xml:space="preserve">text.strip("-")</w:t>
+      </w:r>
+      <w:r>
+        <w:rPr>
+          <w:sz w:val="24"/>
+          <w:szCs w:val="24"/>
+          <w:rtl w:val="0"/>
+        </w:rPr>
+        <w:t xml:space="preserve">. The original string is unchanged, because strings are immutable.</w:t>
+      </w:r>
+    </w:p>
+    <w:p>
+      <w:pPr>
+        <w:rPr/>
+      </w:pPr>
+      <w:r>
+        <w:rPr>
+          <w:sz w:val="24"/>
+          <w:szCs w:val="24"/>
+          <w:rtl w:val="0"/>
+        </w:rPr>
+        <w:t xml:space="preserve">25. Difference between an array and a list?</w:t>
+      </w:r>
+    </w:p>
+    <w:p>
+      <w:pPr>
+        <w:ind w:left="720"/>
+        <w:rPr/>
+      </w:pPr>
+      <w:r>
+        <w:rPr>
+          <w:sz w:val="24"/>
+          <w:szCs w:val="24"/>
+          <w:rtl w:val="0"/>
+        </w:rPr>
+        <w:t xml:space="preserve">A Python list can hold items of any type and can grow or shrink freely. An array (from the array module or NumPy) holds items of a single type stored compactly, so it uses less memory and is much faster for maths. NumPy arrays also support element-wise operations, which lists do not.</w:t>
+      </w:r>
+    </w:p>
+    <w:p>
+      <w:pPr>
+        <w:pStyle w:val="Heading2"/>
+        <w:rPr/>
+      </w:pPr>
+      <w:r>
+        <w:rPr>
+          <w:sz w:val="28"/>
+          <w:szCs w:val="28"/>
+          <w:rtl w:val="0"/>
+        </w:rPr>
+        <w:t xml:space="preserve">ArUco &amp; Camera Calibration</w:t>
+      </w:r>
+    </w:p>
+    <w:p>
+      <w:pPr>
+        <w:rPr/>
+      </w:pPr>
+      <w:r>
+        <w:rPr>
+          <w:sz w:val="24"/>
+          <w:szCs w:val="24"/>
+          <w:rtl w:val="0"/>
+        </w:rPr>
+        <w:t xml:space="preserve">26. What is the purpose of camera_matrix in the code? Does the camera matrix remain the same for all devices?</w:t>
+      </w:r>
+    </w:p>
+    <w:p>
+      <w:pPr>
+        <w:ind w:left="720"/>
+        <w:rPr/>
+      </w:pPr>
+      <w:r>
+        <w:rPr>
+          <w:sz w:val="24"/>
+          <w:szCs w:val="24"/>
+          <w:rtl w:val="0"/>
+        </w:rPr>
+        <w:t xml:space="preserve">It describes the camera's internal geometry: its focal length and the optical centre of the image. OpenCV uses it to relate 3D points in the world to pixel positions, which is needed to estimate a marker's pose and distance. It is not the same for all devices. Every camera, and every resolution, has its own, so each camera has to be calibrated.</w:t>
+      </w:r>
+    </w:p>
+    <w:p>
+      <w:pPr>
+        <w:rPr/>
+      </w:pPr>
+      <w:r>
+        <w:rPr>
+          <w:sz w:val="24"/>
+          <w:szCs w:val="24"/>
+          <w:rtl w:val="0"/>
+        </w:rPr>
+        <w:t xml:space="preserve">27. Why is the orientation coefficient initialised to 0 in the code?</w:t>
+      </w:r>
+    </w:p>
+    <w:p>
+      <w:pPr>
+        <w:ind w:left="720"/>
+        <w:rPr/>
+      </w:pPr>
+      <w:r>
+        <w:rPr>
+          <w:sz w:val="24"/>
+          <w:szCs w:val="24"/>
+          <w:rtl w:val="0"/>
+        </w:rPr>
+        <w:t xml:space="preserve">These are the distortion coefficients, and they are set to 0 when no calibration file is available. Zero means "assume the lens has no distortion", so pose estimation can still run. Results are slightly less accurate, especially near the edges of the image. After calibration the real values replace the zeros.</w:t>
+      </w:r>
+    </w:p>
+    <w:p>
+      <w:pPr>
+        <w:rPr/>
+      </w:pPr>
+      <w:r>
+        <w:rPr>
+          <w:sz w:val="24"/>
+          <w:szCs w:val="24"/>
+          <w:rtl w:val="0"/>
+        </w:rPr>
+        <w:t xml:space="preserve">28. What is the purpose of if __name__ == "__main__": in Python? Will the code inside this block execute if __main__ is changed to another name?</w:t>
+      </w:r>
+    </w:p>
+    <w:p>
+      <w:pPr>
+        <w:ind w:left="720"/>
+        <w:rPr/>
+      </w:pPr>
+      <w:r>
+        <w:rPr>
+          <w:sz w:val="24"/>
+          <w:szCs w:val="24"/>
+          <w:rtl w:val="0"/>
+        </w:rPr>
+        <w:t xml:space="preserve">Python sets </w:t>
+      </w:r>
+      <w:r>
+        <w:rPr>
+          <w:rFonts w:ascii="Consolas" w:cs="Consolas" w:eastAsia="Consolas" w:hAnsi="Consolas"/>
+          <w:sz w:val="20"/>
+          <w:szCs w:val="20"/>
+          <w:shd w:fill="f5f5f5" w:val="clear"/>
+          <w:rtl w:val="0"/>
+        </w:rPr>
+        <w:t xml:space="preserve">__name__</w:t>
+      </w:r>
+      <w:r>
+        <w:rPr>
+          <w:sz w:val="24"/>
+          <w:szCs w:val="24"/>
+          <w:rtl w:val="0"/>
+        </w:rPr>
+        <w:t xml:space="preserve"> to "__main__" for the file you run directly, and to the module's name when the file is imported. The block therefore runs only when the file is run directly, so its functions can be imported elsewhere without starting the program. If "__main__" is changed to another name, the condition is never true and the block does not run.</w:t>
+      </w:r>
+    </w:p>
+    <w:p>
+      <w:pPr>
+        <w:rPr/>
+      </w:pPr>
+      <w:r>
+        <w:rPr>
+          <w:sz w:val="24"/>
+          <w:szCs w:val="24"/>
+          <w:rtl w:val="0"/>
+        </w:rPr>
+        <w:t xml:space="preserve">29. How many distortion coefficients are there and what are they?</w:t>
+      </w:r>
+    </w:p>
+    <w:p>
+      <w:pPr>
+        <w:ind w:left="720"/>
+        <w:rPr/>
+      </w:pPr>
+      <w:r>
+        <w:rPr>
+          <w:sz w:val="24"/>
+          <w:szCs w:val="24"/>
+          <w:rtl w:val="0"/>
+        </w:rPr>
+        <w:t xml:space="preserve">The standard model uses five: k1, k2 and k3 for radial distortion, and p1 and p2 for tangential distortion. Radial distortion bends straight lines, more strongly towards the edges of the image (barrel or pincushion). Tangential distortion happens when the lens is not perfectly parallel to the sensor.</w:t>
+      </w:r>
+    </w:p>
+    <w:p>
+      <w:pPr>
+        <w:rPr/>
+      </w:pPr>
+      <w:r>
+        <w:rPr>
+          <w:sz w:val="24"/>
+          <w:szCs w:val="24"/>
+          <w:rtl w:val="0"/>
+        </w:rPr>
+        <w:t xml:space="preserve">30. Difference between .npz and .yaml files?</w:t>
+      </w:r>
+    </w:p>
+    <w:p>
+      <w:pPr>
+        <w:ind w:left="720"/>
+        <w:rPr/>
+      </w:pPr>
+      <w:r>
+        <w:rPr>
+          <w:sz w:val="24"/>
+          <w:szCs w:val="24"/>
+          <w:rtl w:val="0"/>
+        </w:rPr>
+        <w:t xml:space="preserve">An .npz file is NumPy's compressed binary format for saving several arrays together. It is fast and easy to use from Python, but not human-readable. A .yaml file is plain text, so people can read and edit it, and other languages and tools can load it, but it is larger and slower to read.</w:t>
+      </w:r>
+    </w:p>
+    <w:p>
+      <w:pPr>
+        <w:rPr/>
+      </w:pPr>
+      <w:r>
+        <w:rPr>
+          <w:sz w:val="24"/>
+          <w:szCs w:val="24"/>
+          <w:rtl w:val="0"/>
+        </w:rPr>
+        <w:t xml:space="preserve">31. What is the difference between original ArUco and 5x5 ArUco, and why do we need original ArUco?</w:t>
+      </w:r>
+    </w:p>
+    <w:p>
+      <w:pPr>
+        <w:ind w:left="720"/>
+        <w:rPr/>
+      </w:pPr>
+      <w:r>
+        <w:rPr>
+          <w:sz w:val="24"/>
+          <w:szCs w:val="24"/>
+          <w:rtl w:val="0"/>
+        </w:rPr>
+        <w:t xml:space="preserve">Original ArUco is the first marker set from the ArUco library: 5x5 markers, 1024 IDs. The newer 5x5 dictionaries were generated later so that markers differ from each other as much as possible, which means fewer mix-ups, and they come in sizes (50, 100, 250, 1000) to match how many IDs you need. Original ArUco is kept for compatibility with older markers and systems that already use it.</w:t>
+      </w:r>
+    </w:p>
+    <w:p>
+      <w:pPr>
+        <w:rPr/>
+      </w:pPr>
+      <w:r>
+        <w:rPr>
+          <w:sz w:val="24"/>
+          <w:szCs w:val="24"/>
+          <w:rtl w:val="0"/>
+        </w:rPr>
+        <w:t xml:space="preserve">32. What functions are there in cv2.aruco?</w:t>
+      </w:r>
+    </w:p>
+    <w:p>
+      <w:pPr>
+        <w:ind w:left="720"/>
+        <w:rPr/>
+      </w:pPr>
+      <w:r>
+        <w:rPr>
+          <w:sz w:val="24"/>
+          <w:szCs w:val="24"/>
+          <w:rtl w:val="0"/>
+        </w:rPr>
+        <w:t xml:space="preserve">They fall into a few groups:</w:t>
+      </w:r>
+    </w:p>
+    <w:p>
+      <w:pPr>
+        <w:ind w:left="720"/>
+        <w:rPr/>
+      </w:pPr>
+      <w:r>
+        <w:rPr>
+          <w:sz w:val="24"/>
+          <w:szCs w:val="24"/>
+          <w:rtl w:val="0"/>
+        </w:rPr>
+        <w:t xml:space="preserve">Dictionaries: </w:t>
+      </w:r>
+      <w:r>
+        <w:rPr>
+          <w:rFonts w:ascii="Consolas" w:cs="Consolas" w:eastAsia="Consolas" w:hAnsi="Consolas"/>
+          <w:sz w:val="20"/>
+          <w:szCs w:val="20"/>
+          <w:shd w:fill="f5f5f5" w:val="clear"/>
+          <w:rtl w:val="0"/>
+        </w:rPr>
+        <w:t xml:space="preserve">getPredefinedDictionary()</w:t>
+      </w:r>
+      <w:r>
+        <w:rPr>
+          <w:sz w:val="24"/>
+          <w:szCs w:val="24"/>
+          <w:rtl w:val="0"/>
+        </w:rPr>
+        <w:t xml:space="preserve"> loads a marker set.</w:t>
+      </w:r>
+    </w:p>
+    <w:p>
+      <w:pPr>
+        <w:ind w:left="720"/>
+        <w:rPr/>
+      </w:pPr>
+      <w:r>
+        <w:rPr>
+          <w:sz w:val="24"/>
+          <w:szCs w:val="24"/>
+          <w:rtl w:val="0"/>
+        </w:rPr>
+        <w:t xml:space="preserve">Marker generation: </w:t>
+      </w:r>
+      <w:r>
+        <w:rPr>
+          <w:rFonts w:ascii="Consolas" w:cs="Consolas" w:eastAsia="Consolas" w:hAnsi="Consolas"/>
+          <w:sz w:val="20"/>
+          <w:szCs w:val="20"/>
+          <w:shd w:fill="f5f5f5" w:val="clear"/>
+          <w:rtl w:val="0"/>
+        </w:rPr>
+        <w:t xml:space="preserve">generateImageMarker()</w:t>
+      </w:r>
+      <w:r>
+        <w:rPr>
+          <w:sz w:val="24"/>
+          <w:szCs w:val="24"/>
+          <w:rtl w:val="0"/>
+        </w:rPr>
+        <w:t xml:space="preserve"> makes a printable marker.</w:t>
+      </w:r>
+    </w:p>
+    <w:p>
+      <w:pPr>
+        <w:ind w:left="720"/>
+        <w:rPr/>
+      </w:pPr>
+      <w:r>
+        <w:rPr>
+          <w:sz w:val="24"/>
+          <w:szCs w:val="24"/>
+          <w:rtl w:val="0"/>
+        </w:rPr>
+        <w:t xml:space="preserve">Detection: </w:t>
+      </w:r>
+      <w:r>
+        <w:rPr>
+          <w:rFonts w:ascii="Consolas" w:cs="Consolas" w:eastAsia="Consolas" w:hAnsi="Consolas"/>
+          <w:sz w:val="20"/>
+          <w:szCs w:val="20"/>
+          <w:shd w:fill="f5f5f5" w:val="clear"/>
+          <w:rtl w:val="0"/>
+        </w:rPr>
+        <w:t xml:space="preserve">ArucoDetector</w:t>
+      </w:r>
+      <w:r>
+        <w:rPr>
+          <w:sz w:val="24"/>
+          <w:szCs w:val="24"/>
+          <w:rtl w:val="0"/>
+        </w:rPr>
+        <w:t xml:space="preserve"> with </w:t>
+      </w:r>
+      <w:r>
+        <w:rPr>
+          <w:rFonts w:ascii="Consolas" w:cs="Consolas" w:eastAsia="Consolas" w:hAnsi="Consolas"/>
+          <w:sz w:val="20"/>
+          <w:szCs w:val="20"/>
+          <w:shd w:fill="f5f5f5" w:val="clear"/>
+          <w:rtl w:val="0"/>
+        </w:rPr>
+        <w:t xml:space="preserve">DetectorParameters</w:t>
+      </w:r>
+      <w:r>
+        <w:rPr>
+          <w:sz w:val="24"/>
+          <w:szCs w:val="24"/>
+          <w:rtl w:val="0"/>
+        </w:rPr>
+        <w:t xml:space="preserve"> finds markers and their corners.</w:t>
+      </w:r>
+    </w:p>
+    <w:p>
+      <w:pPr>
+        <w:ind w:left="720"/>
+        <w:rPr/>
+      </w:pPr>
+      <w:r>
+        <w:rPr>
+          <w:sz w:val="24"/>
+          <w:szCs w:val="24"/>
+          <w:rtl w:val="0"/>
+        </w:rPr>
+        <w:t xml:space="preserve">Drawing: </w:t>
+      </w:r>
+      <w:r>
+        <w:rPr>
+          <w:rFonts w:ascii="Consolas" w:cs="Consolas" w:eastAsia="Consolas" w:hAnsi="Consolas"/>
+          <w:sz w:val="20"/>
+          <w:szCs w:val="20"/>
+          <w:shd w:fill="f5f5f5" w:val="clear"/>
+          <w:rtl w:val="0"/>
+        </w:rPr>
+        <w:t xml:space="preserve">drawDetectedMarkers()</w:t>
+      </w:r>
+      <w:r>
+        <w:rPr>
+          <w:sz w:val="24"/>
+          <w:szCs w:val="24"/>
+          <w:rtl w:val="0"/>
+        </w:rPr>
+        <w:t xml:space="preserve"> outlines found markers.</w:t>
+      </w:r>
+    </w:p>
+    <w:p>
+      <w:pPr>
+        <w:ind w:left="720"/>
+        <w:rPr/>
+      </w:pPr>
+      <w:r>
+        <w:rPr>
+          <w:sz w:val="24"/>
+          <w:szCs w:val="24"/>
+          <w:rtl w:val="0"/>
+        </w:rPr>
+        <w:t xml:space="preserve">Boards for calibration: </w:t>
+      </w:r>
+      <w:r>
+        <w:rPr>
+          <w:rFonts w:ascii="Consolas" w:cs="Consolas" w:eastAsia="Consolas" w:hAnsi="Consolas"/>
+          <w:sz w:val="20"/>
+          <w:szCs w:val="20"/>
+          <w:shd w:fill="f5f5f5" w:val="clear"/>
+          <w:rtl w:val="0"/>
+        </w:rPr>
+        <w:t xml:space="preserve">GridBoard</w:t>
+      </w:r>
+      <w:r>
+        <w:rPr>
+          <w:sz w:val="24"/>
+          <w:szCs w:val="24"/>
+          <w:rtl w:val="0"/>
+        </w:rPr>
+        <w:t xml:space="preserve">, </w:t>
+      </w:r>
+      <w:r>
+        <w:rPr>
+          <w:rFonts w:ascii="Consolas" w:cs="Consolas" w:eastAsia="Consolas" w:hAnsi="Consolas"/>
+          <w:sz w:val="20"/>
+          <w:szCs w:val="20"/>
+          <w:shd w:fill="f5f5f5" w:val="clear"/>
+          <w:rtl w:val="0"/>
+        </w:rPr>
+        <w:t xml:space="preserve">CharucoBoard</w:t>
+      </w:r>
+      <w:r>
+        <w:rPr>
+          <w:sz w:val="24"/>
+          <w:szCs w:val="24"/>
+          <w:rtl w:val="0"/>
+        </w:rPr>
+        <w:t xml:space="preserve"> and </w:t>
+      </w:r>
+      <w:r>
+        <w:rPr>
+          <w:rFonts w:ascii="Consolas" w:cs="Consolas" w:eastAsia="Consolas" w:hAnsi="Consolas"/>
+          <w:sz w:val="20"/>
+          <w:szCs w:val="20"/>
+          <w:shd w:fill="f5f5f5" w:val="clear"/>
+          <w:rtl w:val="0"/>
+        </w:rPr>
+        <w:t xml:space="preserve">CharucoDetector</w:t>
+      </w:r>
+      <w:r>
+        <w:rPr>
+          <w:sz w:val="24"/>
+          <w:szCs w:val="24"/>
+          <w:rtl w:val="0"/>
+        </w:rPr>
+        <w:t xml:space="preserve">.</w:t>
+      </w:r>
+    </w:p>
+    <w:p>
+      <w:pPr>
+        <w:ind w:left="720"/>
+        <w:rPr/>
+      </w:pPr>
+      <w:r>
+        <w:rPr>
+          <w:sz w:val="24"/>
+          <w:szCs w:val="24"/>
+          <w:rtl w:val="0"/>
+        </w:rPr>
+        <w:t xml:space="preserve">Pose is then estimated with </w:t>
+      </w:r>
+      <w:r>
+        <w:rPr>
+          <w:rFonts w:ascii="Consolas" w:cs="Consolas" w:eastAsia="Consolas" w:hAnsi="Consolas"/>
+          <w:sz w:val="20"/>
+          <w:szCs w:val="20"/>
+          <w:shd w:fill="f5f5f5" w:val="clear"/>
+          <w:rtl w:val="0"/>
+        </w:rPr>
+        <w:t xml:space="preserve">cv2.solvePnP()</w:t>
+      </w:r>
+      <w:r>
+        <w:rPr>
+          <w:sz w:val="24"/>
+          <w:szCs w:val="24"/>
+          <w:rtl w:val="0"/>
+        </w:rPr>
+        <w:t xml:space="preserve">, using the detected corners.</w:t>
+      </w:r>
+    </w:p>
+    <w:p>
+      <w:pPr>
+        <w:rPr/>
+      </w:pPr>
+      <w:r>
+        <w:rPr>
+          <w:sz w:val="24"/>
+          <w:szCs w:val="24"/>
+          <w:rtl w:val="0"/>
+        </w:rPr>
+        <w:t xml:space="preserve">33. What is cv2.Rodrigues()?</w:t>
+      </w:r>
+    </w:p>
+    <w:p>
+      <w:pPr>
+        <w:ind w:left="720"/>
+        <w:rPr/>
+      </w:pPr>
+      <w:r>
+        <w:rPr>
+          <w:sz w:val="24"/>
+          <w:szCs w:val="24"/>
+          <w:rtl w:val="0"/>
+        </w:rPr>
+        <w:t xml:space="preserve">It converts between two ways of describing a rotation: a rotation vector (an axis, whose length is the angle turned) and a 3x3 rotation matrix. It works in both directions. </w:t>
+      </w:r>
+      <w:r>
+        <w:rPr>
+          <w:rFonts w:ascii="Consolas" w:cs="Consolas" w:eastAsia="Consolas" w:hAnsi="Consolas"/>
+          <w:sz w:val="20"/>
+          <w:szCs w:val="20"/>
+          <w:shd w:fill="f5f5f5" w:val="clear"/>
+          <w:rtl w:val="0"/>
+        </w:rPr>
+        <w:t xml:space="preserve">solvePnP()</w:t>
+      </w:r>
+      <w:r>
+        <w:rPr>
+          <w:sz w:val="24"/>
+          <w:szCs w:val="24"/>
+          <w:rtl w:val="0"/>
+        </w:rPr>
+        <w:t xml:space="preserve"> returns a rotation vector, and Rodrigues turns it into a matrix, which can then give angles such as roll, pitch and yaw.</w:t>
+      </w:r>
+    </w:p>
+    <w:p>
+      <w:pPr>
+        <w:pStyle w:val="Heading2"/>
+        <w:rPr/>
+      </w:pPr>
+      <w:r>
+        <w:rPr>
+          <w:sz w:val="28"/>
+          <w:szCs w:val="28"/>
+          <w:rtl w:val="0"/>
+        </w:rPr>
+        <w:t xml:space="preserve">Image Processing</w:t>
+      </w:r>
+    </w:p>
+    <w:p>
+      <w:pPr>
+        <w:rPr/>
+      </w:pPr>
+      <w:r>
+        <w:rPr>
+          <w:sz w:val="24"/>
+          <w:szCs w:val="24"/>
+          <w:rtl w:val="0"/>
+        </w:rPr>
+        <w:t xml:space="preserve">34. Why use HSV and not BGR?</w:t>
+      </w:r>
+    </w:p>
+    <w:p>
+      <w:pPr>
+        <w:ind w:left="720"/>
+        <w:rPr/>
+      </w:pPr>
+      <w:r>
+        <w:rPr>
+          <w:sz w:val="24"/>
+          <w:szCs w:val="24"/>
+          <w:rtl w:val="0"/>
+        </w:rPr>
+        <w:t xml:space="preserve">In BGR, colour and brightness are mixed in all three channels, so a shadow changes all three values. HSV separates hue (the colour itself), saturation (how strong it is) and value (brightness). A colour can then be picked out by its hue range, which stays fairly stable when lighting changes, so thresholding is simpler and more reliable.</w:t>
+      </w:r>
+    </w:p>
+    <w:p>
+      <w:pPr>
+        <w:rPr/>
+      </w:pPr>
+      <w:r>
+        <w:rPr>
+          <w:sz w:val="24"/>
+          <w:szCs w:val="24"/>
+          <w:rtl w:val="0"/>
+        </w:rPr>
+        <w:t xml:space="preserve">35. What does cv2.moments() do? Explain all its attributes.</w:t>
+      </w:r>
+    </w:p>
+    <w:p>
+      <w:pPr>
+        <w:ind w:left="720"/>
+        <w:rPr/>
+      </w:pPr>
+      <w:r>
+        <w:rPr>
+          <w:sz w:val="24"/>
+          <w:szCs w:val="24"/>
+          <w:rtl w:val="0"/>
+        </w:rPr>
+        <w:t xml:space="preserve">It computes weighted sums of the pixel positions in a contour or binary image, which describe the shape. The attributes come in three groups:</w:t>
+      </w:r>
+    </w:p>
+    <w:p>
+      <w:pPr>
+        <w:ind w:left="720"/>
+        <w:rPr/>
+      </w:pPr>
+      <w:r>
+        <w:rPr>
+          <w:sz w:val="24"/>
+          <w:szCs w:val="24"/>
+          <w:rtl w:val="0"/>
+        </w:rPr>
+        <w:t xml:space="preserve">Spatial moments (m00, m10, m01, m20, ...): m00 is the area, and m10/m00 and m01/m00 give the centre (centroid).</w:t>
+      </w:r>
+    </w:p>
+    <w:p>
+      <w:pPr>
+        <w:ind w:left="720"/>
+        <w:rPr/>
+      </w:pPr>
+      <w:r>
+        <w:rPr>
+          <w:sz w:val="24"/>
+          <w:szCs w:val="24"/>
+          <w:rtl w:val="0"/>
+        </w:rPr>
+        <w:t xml:space="preserve">Central moments (mu20, mu11, mu02, ...): the same idea measured around the centroid, so they don't depend on position. They describe spread and orientation.</w:t>
+      </w:r>
+    </w:p>
+    <w:p>
+      <w:pPr>
+        <w:ind w:left="720"/>
+        <w:rPr/>
+      </w:pPr>
+      <w:r>
+        <w:rPr>
+          <w:sz w:val="24"/>
+          <w:szCs w:val="24"/>
+          <w:rtl w:val="0"/>
+        </w:rPr>
+        <w:t xml:space="preserve">Normalised central moments (nu20, nu11, ...): also independent of size. They are used for shape matching, for example in Hu moments.</w:t>
+      </w:r>
+    </w:p>
+    <w:p>
+      <w:pPr>
+        <w:rPr/>
+      </w:pPr>
+      <w:r>
+        <w:rPr>
+          <w:sz w:val="24"/>
+          <w:szCs w:val="24"/>
+          <w:rtl w:val="0"/>
+        </w:rPr>
+        <w:t xml:space="preserve">36. Difference between Gaussian blur and morphologyEx()?</w:t>
+      </w:r>
+    </w:p>
+    <w:p>
+      <w:pPr>
+        <w:ind w:left="720"/>
+        <w:rPr/>
+      </w:pPr>
+      <w:r>
+        <w:rPr>
+          <w:sz w:val="24"/>
+          <w:szCs w:val="24"/>
+          <w:rtl w:val="0"/>
+        </w:rPr>
+        <w:t xml:space="preserve">Gaussian blur smooths an image by replacing each pixel with a weighted average of its neighbours, where closer pixels count more. It reduces noise and fine detail, works on any image and softens edges. It is usually applied before thresholding.</w:t>
+      </w:r>
+    </w:p>
+    <w:p>
+      <w:pPr>
+        <w:ind w:left="720"/>
+        <w:rPr/>
+      </w:pPr>
+      <w:r>
+        <w:rPr>
+          <w:rFonts w:ascii="Consolas" w:cs="Consolas" w:eastAsia="Consolas" w:hAnsi="Consolas"/>
+          <w:sz w:val="20"/>
+          <w:szCs w:val="20"/>
+          <w:shd w:fill="f5f5f5" w:val="clear"/>
+          <w:rtl w:val="0"/>
+        </w:rPr>
+        <w:t xml:space="preserve">morphologyEx()</w:t>
+      </w:r>
+      <w:r>
+        <w:rPr>
+          <w:sz w:val="24"/>
+          <w:szCs w:val="24"/>
+          <w:rtl w:val="0"/>
+        </w:rPr>
+        <w:t xml:space="preserve"> changes the shape of regions, usually in a binary mask, using a small kernel. It is built from erosion (shrinks white areas) and dilation (grows them). Opening removes small specks of noise and closing fills small holes. It is usually applied after thresholding.</w:t>
+      </w:r>
+    </w:p>
+    <w:p>
+      <w:pPr>
+        <w:ind w:left="720"/>
+        <w:rPr/>
+      </w:pPr>
+      <w:r>
+        <w:rPr>
+          <w:sz w:val="24"/>
+          <w:szCs w:val="24"/>
+          <w:rtl w:val="0"/>
+        </w:rPr>
+        <w:t xml:space="preserve">In short, blur changes pixel values to smooth the image, while morphology cleans up the shapes in a mask.</w:t>
+      </w:r>
+    </w:p>
+    <w:p>
+      <w:pPr>
+        <w:rPr/>
+      </w:pPr>
+      <w:r>
+        <w:rPr>
+          <w:sz w:val="24"/>
+          <w:szCs w:val="24"/>
+          <w:rtl w:val="0"/>
+        </w:rPr>
+        <w:t xml:space="preserve">37. What is the fundamental difference between Hough circles and circularity? Which is better and why?</w:t>
+      </w:r>
+    </w:p>
+    <w:p>
+      <w:pPr>
+        <w:ind w:left="720"/>
+        <w:rPr/>
+      </w:pPr>
+      <w:r>
+        <w:rPr>
+          <w:sz w:val="24"/>
+          <w:szCs w:val="24"/>
+          <w:rtl w:val="0"/>
+        </w:rPr>
+        <w:t xml:space="preserve">Hough circles searches for circles in an image's edges: each edge point votes for possible circle centres, and strong votes become circles. It can find partly hidden circles without colour information, but it is slower and sensitive to its settings. Circularity measures how round a blob you have already found is (1 means a perfect circle). It is fast and simple, but it needs a good colour mask first and struggles when the ball is partly hidden.</w:t>
+      </w:r>
+    </w:p>
+    <w:p>
+      <w:pPr>
+        <w:ind w:left="720"/>
+        <w:rPr/>
+      </w:pPr>
+      <w:r>
+        <w:rPr>
+          <w:sz w:val="24"/>
+          <w:szCs w:val="24"/>
+          <w:rtl w:val="0"/>
+        </w:rPr>
+        <w:t xml:space="preserve">For a brightly coloured tennis ball on a live camera, circularity is usually better because it is fast enough for real time. Hough is better when colour is unreliable. Using both, Hough to confirm what the colour mask found, is also common.</w:t>
+      </w:r>
+    </w:p>
+    <w:p>
+      <w:pPr>
+        <w:rPr/>
+      </w:pPr>
+      <w:r>
+        <w:rPr>
+          <w:sz w:val="24"/>
+          <w:szCs w:val="24"/>
+          <w:rtl w:val="0"/>
+        </w:rPr>
+        <w:t xml:space="preserve">38. What is the difference between methods and functions?</w:t>
+      </w:r>
+    </w:p>
+    <w:p>
+      <w:pPr>
+        <w:ind w:left="720"/>
+        <w:rPr/>
+      </w:pPr>
+      <w:r>
+        <w:rPr>
+          <w:sz w:val="24"/>
+          <w:szCs w:val="24"/>
+          <w:rtl w:val="0"/>
+        </w:rPr>
+        <w:t xml:space="preserve">A function is a standalone block of code called by name, e.g. </w:t>
+      </w:r>
+      <w:r>
+        <w:rPr>
+          <w:rFonts w:ascii="Consolas" w:cs="Consolas" w:eastAsia="Consolas" w:hAnsi="Consolas"/>
+          <w:sz w:val="20"/>
+          <w:szCs w:val="20"/>
+          <w:shd w:fill="f5f5f5" w:val="clear"/>
+          <w:rtl w:val="0"/>
+        </w:rPr>
+        <w:t xml:space="preserve">len(x)</w:t>
+      </w:r>
+      <w:r>
+        <w:rPr>
+          <w:sz w:val="24"/>
+          <w:szCs w:val="24"/>
+          <w:rtl w:val="0"/>
+        </w:rPr>
+        <w:t xml:space="preserve">. A method is a function that belongs to an object or class and is called on that object, e.g. </w:t>
+      </w:r>
+      <w:r>
+        <w:rPr>
+          <w:rFonts w:ascii="Consolas" w:cs="Consolas" w:eastAsia="Consolas" w:hAnsi="Consolas"/>
+          <w:sz w:val="20"/>
+          <w:szCs w:val="20"/>
+          <w:shd w:fill="f5f5f5" w:val="clear"/>
+          <w:rtl w:val="0"/>
+        </w:rPr>
+        <w:t xml:space="preserve">text.strip()</w:t>
+      </w:r>
+      <w:r>
+        <w:rPr>
+          <w:sz w:val="24"/>
+          <w:szCs w:val="24"/>
+          <w:rtl w:val="0"/>
+        </w:rPr>
+        <w:t xml:space="preserve">. A method automatically receives the object it is called on (</w:t>
+      </w:r>
+      <w:r>
+        <w:rPr>
+          <w:rFonts w:ascii="Consolas" w:cs="Consolas" w:eastAsia="Consolas" w:hAnsi="Consolas"/>
+          <w:sz w:val="20"/>
+          <w:szCs w:val="20"/>
+          <w:shd w:fill="f5f5f5" w:val="clear"/>
+          <w:rtl w:val="0"/>
+        </w:rPr>
+        <w:t xml:space="preserve">self</w:t>
+      </w:r>
+      <w:r>
+        <w:rPr>
+          <w:sz w:val="24"/>
+          <w:szCs w:val="24"/>
+          <w:rtl w:val="0"/>
+        </w:rPr>
+        <w:t xml:space="preserve">) as its first argument.</w:t>
+      </w:r>
+    </w:p>
+    <w:p>
+      <w:pPr>
+        <w:rPr/>
+      </w:pPr>
+      <w:r>
+        <w:rPr>
+          <w:sz w:val="24"/>
+          <w:szCs w:val="24"/>
+          <w:rtl w:val="0"/>
+        </w:rPr>
+        <w:t xml:space="preserve">39. In addition to the current code, create a separate black-and-white window showing the centre of each blue object (x, y), its position relative to the yellow tennis ball and its distance to other objects.</w:t>
+      </w:r>
+    </w:p>
+    <w:p>
+      <w:pPr>
+        <w:ind w:left="720"/>
+        <w:rPr/>
+      </w:pPr>
+      <w:r>
+        <w:rPr>
+          <w:sz w:val="24"/>
+          <w:szCs w:val="24"/>
+          <w:rtl w:val="0"/>
+        </w:rPr>
+        <w:t xml:space="preserve">Done in </w:t>
+      </w:r>
+      <w:r>
+        <w:rPr>
+          <w:rFonts w:ascii="Consolas" w:cs="Consolas" w:eastAsia="Consolas" w:hAnsi="Consolas"/>
+          <w:sz w:val="20"/>
+          <w:szCs w:val="20"/>
+          <w:shd w:fill="f5f5f5" w:val="clear"/>
+          <w:rtl w:val="0"/>
+        </w:rPr>
+        <w:t xml:space="preserve">tracker.py</w:t>
+      </w:r>
+      <w:r>
+        <w:rPr>
+          <w:sz w:val="24"/>
+          <w:szCs w:val="24"/>
+          <w:rtl w:val="0"/>
+        </w:rPr>
+        <w:t xml:space="preserve">. A second window, "Info", is drawn on a pitch-black background next to the camera feed. It shows each blue object's centre (x, y), its position relative to the tennis ball (dx, dy and straight-line distance), the distance between blue objects and the distance each object has travelled. Distances are in cm when an ArUco marker is visible, and in pixels otherwise.</w:t>
       </w:r>
     </w:p>
     <w:sectPr>
